--- a/FOS/11/Lernbereich_1/Sprachmodelle/AbseitsDesLehrplans/agentischeSysteme/Von_LLM_zu_agentischen_Systemen.docx
+++ b/FOS/11/Lernbereich_1/Sprachmodelle/AbseitsDesLehrplans/agentischeSysteme/Von_LLM_zu_agentischen_Systemen.docx
@@ -11,15 +11,7 @@
       </w:pPr>
       <w:r>
         <w:rPr/>
-        <w:t xml:space="preserve">Von </w:t>
-      </w:r>
-      <w:r>
-        <w:rPr/>
-        <w:t xml:space="preserve">reinen Sprachmodellen </w:t>
-      </w:r>
-      <w:r>
-        <w:rPr/>
-        <w:t>zum agentischen System</w:t>
+        <w:t>Von reinen Sprachmodellen zum agentischen System</w:t>
       </w:r>
     </w:p>
     <w:p>
@@ -36,7 +28,7 @@
     </w:p>
     <w:p>
       <w:pPr>
-        <w:pStyle w:val="HorizontaleLinie"/>
+        <w:pStyle w:val="HorizontaleLinieuser"/>
         <w:bidi w:val="0"/>
         <w:jc w:val="start"/>
         <w:rPr/>
@@ -48,6 +40,10 @@
     <w:p>
       <w:pPr>
         <w:pStyle w:val="Heading2"/>
+        <w:numPr>
+          <w:ilvl w:val="1"/>
+          <w:numId w:val="1"/>
+        </w:numPr>
         <w:bidi w:val="0"/>
         <w:ind w:hanging="0" w:start="0"/>
         <w:jc w:val="start"/>
@@ -82,11 +78,7 @@
     </w:p>
     <w:p>
       <w:pPr>
-        <w:pStyle w:val="VorformatierterText"/>
-        <w:shd w:fill="E1E1E1" w:val="clear"/>
-        <w:bidi w:val="0"/>
-        <w:spacing w:before="0" w:after="283"/>
-        <w:jc w:val="start"/>
+        <w:pStyle w:val="VorformatierterTextuser"/>
         <w:rPr/>
       </w:pPr>
       <w:r>
@@ -160,7 +152,6 @@
           <w:numId w:val="2"/>
         </w:numPr>
         <w:tabs>
-          <w:tab w:val="clear" w:pos="709"/>
           <w:tab w:val="left" w:pos="709" w:leader="none"/>
         </w:tabs>
         <w:bidi w:val="0"/>
@@ -181,7 +172,6 @@
           <w:numId w:val="2"/>
         </w:numPr>
         <w:tabs>
-          <w:tab w:val="clear" w:pos="709"/>
           <w:tab w:val="left" w:pos="709" w:leader="none"/>
         </w:tabs>
         <w:bidi w:val="0"/>
@@ -202,7 +192,6 @@
           <w:numId w:val="2"/>
         </w:numPr>
         <w:tabs>
-          <w:tab w:val="clear" w:pos="709"/>
           <w:tab w:val="left" w:pos="709" w:leader="none"/>
         </w:tabs>
         <w:bidi w:val="0"/>
@@ -223,7 +212,6 @@
           <w:numId w:val="2"/>
         </w:numPr>
         <w:tabs>
-          <w:tab w:val="clear" w:pos="709"/>
           <w:tab w:val="left" w:pos="709" w:leader="none"/>
         </w:tabs>
         <w:bidi w:val="0"/>
@@ -238,7 +226,7 @@
     </w:p>
     <w:p>
       <w:pPr>
-        <w:pStyle w:val="HorizontaleLinie"/>
+        <w:pStyle w:val="HorizontaleLinieuser"/>
         <w:bidi w:val="0"/>
         <w:jc w:val="start"/>
         <w:rPr/>
@@ -250,6 +238,10 @@
     <w:p>
       <w:pPr>
         <w:pStyle w:val="Heading2"/>
+        <w:numPr>
+          <w:ilvl w:val="1"/>
+          <w:numId w:val="1"/>
+        </w:numPr>
         <w:bidi w:val="0"/>
         <w:ind w:hanging="0" w:start="0"/>
         <w:jc w:val="start"/>
@@ -316,8 +308,8 @@
     </w:p>
     <w:p>
       <w:pPr>
-        <w:pStyle w:val="VorformatierterText"/>
-        <w:shd w:fill="E1E1E1" w:val="clear"/>
+        <w:pStyle w:val="VorformatierterTextuser"/>
+        <w:shd w:val="clear" w:fill="E1E1E1"/>
         <w:bidi w:val="0"/>
         <w:spacing w:before="0" w:after="283"/>
         <w:jc w:val="start"/>
@@ -376,8 +368,8 @@
         </w:tblCellMar>
       </w:tblPr>
       <w:tblGrid>
-        <w:gridCol w:w="4819"/>
-        <w:gridCol w:w="4819"/>
+        <w:gridCol w:w="4818"/>
+        <w:gridCol w:w="4820"/>
       </w:tblGrid>
       <w:tr>
         <w:trPr>
@@ -385,7 +377,7 @@
         </w:trPr>
         <w:tc>
           <w:tcPr>
-            <w:tcW w:w="4819" w:type="dxa"/>
+            <w:tcW w:w="4818" w:type="dxa"/>
             <w:tcBorders>
               <w:top w:val="single" w:sz="4" w:space="0" w:color="000000"/>
               <w:start w:val="single" w:sz="4" w:space="0" w:color="000000"/>
@@ -394,7 +386,7 @@
           </w:tcPr>
           <w:p>
             <w:pPr>
-              <w:pStyle w:val="Tabellenberschrift"/>
+              <w:pStyle w:val="Tabellenberschriftuser"/>
               <w:bidi w:val="0"/>
               <w:jc w:val="start"/>
               <w:rPr/>
@@ -407,7 +399,7 @@
         </w:tc>
         <w:tc>
           <w:tcPr>
-            <w:tcW w:w="4819" w:type="dxa"/>
+            <w:tcW w:w="4820" w:type="dxa"/>
             <w:tcBorders>
               <w:top w:val="single" w:sz="4" w:space="0" w:color="000000"/>
               <w:start w:val="single" w:sz="4" w:space="0" w:color="000000"/>
@@ -417,7 +409,7 @@
           </w:tcPr>
           <w:p>
             <w:pPr>
-              <w:pStyle w:val="Tabellenberschrift"/>
+              <w:pStyle w:val="Tabellenberschriftuser"/>
               <w:bidi w:val="0"/>
               <w:jc w:val="start"/>
               <w:rPr/>
@@ -433,7 +425,7 @@
         <w:trPr/>
         <w:tc>
           <w:tcPr>
-            <w:tcW w:w="4819" w:type="dxa"/>
+            <w:tcW w:w="4818" w:type="dxa"/>
             <w:tcBorders>
               <w:start w:val="single" w:sz="4" w:space="0" w:color="000000"/>
               <w:bottom w:val="single" w:sz="4" w:space="0" w:color="000000"/>
@@ -441,7 +433,7 @@
           </w:tcPr>
           <w:p>
             <w:pPr>
-              <w:pStyle w:val="Tabelleninhalt"/>
+              <w:pStyle w:val="Tabelleninhaltuser"/>
               <w:bidi w:val="0"/>
               <w:jc w:val="start"/>
               <w:rPr/>
@@ -456,7 +448,7 @@
         </w:tc>
         <w:tc>
           <w:tcPr>
-            <w:tcW w:w="4819" w:type="dxa"/>
+            <w:tcW w:w="4820" w:type="dxa"/>
             <w:tcBorders>
               <w:start w:val="single" w:sz="4" w:space="0" w:color="000000"/>
               <w:bottom w:val="single" w:sz="4" w:space="0" w:color="000000"/>
@@ -465,7 +457,7 @@
           </w:tcPr>
           <w:p>
             <w:pPr>
-              <w:pStyle w:val="Tabelleninhalt"/>
+              <w:pStyle w:val="Tabelleninhaltuser"/>
               <w:bidi w:val="0"/>
               <w:jc w:val="start"/>
               <w:rPr/>
@@ -481,7 +473,7 @@
         <w:trPr/>
         <w:tc>
           <w:tcPr>
-            <w:tcW w:w="4819" w:type="dxa"/>
+            <w:tcW w:w="4818" w:type="dxa"/>
             <w:tcBorders>
               <w:start w:val="single" w:sz="4" w:space="0" w:color="000000"/>
               <w:bottom w:val="single" w:sz="4" w:space="0" w:color="000000"/>
@@ -489,7 +481,7 @@
           </w:tcPr>
           <w:p>
             <w:pPr>
-              <w:pStyle w:val="Tabelleninhalt"/>
+              <w:pStyle w:val="Tabelleninhaltuser"/>
               <w:bidi w:val="0"/>
               <w:jc w:val="start"/>
               <w:rPr/>
@@ -504,7 +496,7 @@
         </w:tc>
         <w:tc>
           <w:tcPr>
-            <w:tcW w:w="4819" w:type="dxa"/>
+            <w:tcW w:w="4820" w:type="dxa"/>
             <w:tcBorders>
               <w:start w:val="single" w:sz="4" w:space="0" w:color="000000"/>
               <w:bottom w:val="single" w:sz="4" w:space="0" w:color="000000"/>
@@ -513,7 +505,7 @@
           </w:tcPr>
           <w:p>
             <w:pPr>
-              <w:pStyle w:val="Tabelleninhalt"/>
+              <w:pStyle w:val="Tabelleninhaltuser"/>
               <w:bidi w:val="0"/>
               <w:jc w:val="start"/>
               <w:rPr/>
@@ -529,7 +521,7 @@
         <w:trPr/>
         <w:tc>
           <w:tcPr>
-            <w:tcW w:w="4819" w:type="dxa"/>
+            <w:tcW w:w="4818" w:type="dxa"/>
             <w:tcBorders>
               <w:start w:val="single" w:sz="4" w:space="0" w:color="000000"/>
               <w:bottom w:val="single" w:sz="4" w:space="0" w:color="000000"/>
@@ -537,7 +529,7 @@
           </w:tcPr>
           <w:p>
             <w:pPr>
-              <w:pStyle w:val="Tabelleninhalt"/>
+              <w:pStyle w:val="Tabelleninhaltuser"/>
               <w:bidi w:val="0"/>
               <w:jc w:val="start"/>
               <w:rPr/>
@@ -552,7 +544,7 @@
         </w:tc>
         <w:tc>
           <w:tcPr>
-            <w:tcW w:w="4819" w:type="dxa"/>
+            <w:tcW w:w="4820" w:type="dxa"/>
             <w:tcBorders>
               <w:start w:val="single" w:sz="4" w:space="0" w:color="000000"/>
               <w:bottom w:val="single" w:sz="4" w:space="0" w:color="000000"/>
@@ -561,7 +553,7 @@
           </w:tcPr>
           <w:p>
             <w:pPr>
-              <w:pStyle w:val="Tabelleninhalt"/>
+              <w:pStyle w:val="Tabelleninhaltuser"/>
               <w:bidi w:val="0"/>
               <w:jc w:val="start"/>
               <w:rPr/>
@@ -577,7 +569,7 @@
         <w:trPr/>
         <w:tc>
           <w:tcPr>
-            <w:tcW w:w="4819" w:type="dxa"/>
+            <w:tcW w:w="4818" w:type="dxa"/>
             <w:tcBorders>
               <w:start w:val="single" w:sz="4" w:space="0" w:color="000000"/>
               <w:bottom w:val="single" w:sz="4" w:space="0" w:color="000000"/>
@@ -585,7 +577,7 @@
           </w:tcPr>
           <w:p>
             <w:pPr>
-              <w:pStyle w:val="Tabelleninhalt"/>
+              <w:pStyle w:val="Tabelleninhaltuser"/>
               <w:bidi w:val="0"/>
               <w:jc w:val="start"/>
               <w:rPr/>
@@ -600,7 +592,7 @@
         </w:tc>
         <w:tc>
           <w:tcPr>
-            <w:tcW w:w="4819" w:type="dxa"/>
+            <w:tcW w:w="4820" w:type="dxa"/>
             <w:tcBorders>
               <w:start w:val="single" w:sz="4" w:space="0" w:color="000000"/>
               <w:bottom w:val="single" w:sz="4" w:space="0" w:color="000000"/>
@@ -609,7 +601,7 @@
           </w:tcPr>
           <w:p>
             <w:pPr>
-              <w:pStyle w:val="Tabelleninhalt"/>
+              <w:pStyle w:val="Tabelleninhaltuser"/>
               <w:bidi w:val="0"/>
               <w:jc w:val="start"/>
               <w:rPr/>
@@ -657,7 +649,7 @@
     </w:p>
     <w:p>
       <w:pPr>
-        <w:pStyle w:val="HorizontaleLinie"/>
+        <w:pStyle w:val="HorizontaleLinieuser"/>
         <w:bidi w:val="0"/>
         <w:jc w:val="start"/>
         <w:rPr/>
@@ -669,6 +661,10 @@
     <w:p>
       <w:pPr>
         <w:pStyle w:val="Heading2"/>
+        <w:numPr>
+          <w:ilvl w:val="1"/>
+          <w:numId w:val="1"/>
+        </w:numPr>
         <w:bidi w:val="0"/>
         <w:ind w:hanging="0" w:start="0"/>
         <w:jc w:val="start"/>
@@ -723,8 +719,8 @@
     </w:p>
     <w:p>
       <w:pPr>
-        <w:pStyle w:val="VorformatierterText"/>
-        <w:shd w:fill="E1E1E1" w:val="clear"/>
+        <w:pStyle w:val="VorformatierterTextuser"/>
+        <w:shd w:val="clear" w:fill="E1E1E1"/>
         <w:bidi w:val="0"/>
         <w:spacing w:before="0" w:after="283"/>
         <w:jc w:val="start"/>
@@ -806,7 +802,7 @@
     </w:p>
     <w:p>
       <w:pPr>
-        <w:pStyle w:val="Blockzitat"/>
+        <w:pStyle w:val="Blockzitatuser"/>
         <w:bidi w:val="0"/>
         <w:jc w:val="start"/>
         <w:rPr/>
@@ -842,7 +838,6 @@
           <w:numId w:val="3"/>
         </w:numPr>
         <w:tabs>
-          <w:tab w:val="clear" w:pos="709"/>
           <w:tab w:val="left" w:pos="709" w:leader="none"/>
         </w:tabs>
         <w:bidi w:val="0"/>
@@ -869,7 +864,6 @@
           <w:numId w:val="3"/>
         </w:numPr>
         <w:tabs>
-          <w:tab w:val="clear" w:pos="709"/>
           <w:tab w:val="left" w:pos="709" w:leader="none"/>
         </w:tabs>
         <w:bidi w:val="0"/>
@@ -890,7 +884,6 @@
           <w:numId w:val="3"/>
         </w:numPr>
         <w:tabs>
-          <w:tab w:val="clear" w:pos="709"/>
           <w:tab w:val="left" w:pos="709" w:leader="none"/>
         </w:tabs>
         <w:bidi w:val="0"/>
@@ -917,7 +910,6 @@
           <w:numId w:val="3"/>
         </w:numPr>
         <w:tabs>
-          <w:tab w:val="clear" w:pos="709"/>
           <w:tab w:val="left" w:pos="709" w:leader="none"/>
         </w:tabs>
         <w:bidi w:val="0"/>
@@ -954,7 +946,7 @@
     </w:p>
     <w:p>
       <w:pPr>
-        <w:pStyle w:val="HorizontaleLinie"/>
+        <w:pStyle w:val="HorizontaleLinieuser"/>
         <w:bidi w:val="0"/>
         <w:jc w:val="start"/>
         <w:rPr/>
@@ -974,6 +966,7 @@
           <w:numId w:val="0"/>
         </w:numPr>
         <w:bidi w:val="0"/>
+        <w:spacing w:before="0" w:after="120"/>
         <w:ind w:hanging="0" w:start="0"/>
         <w:jc w:val="start"/>
         <w:rPr/>
@@ -985,8 +978,8 @@
     </w:p>
     <w:p>
       <w:pPr>
-        <w:pStyle w:val="VorformatierterText"/>
-        <w:shd w:fill="E1E1E1" w:val="clear"/>
+        <w:pStyle w:val="VorformatierterTextuser"/>
+        <w:shd w:val="clear" w:fill="E1E1E1"/>
         <w:bidi w:val="0"/>
         <w:spacing w:before="0" w:after="283"/>
         <w:jc w:val="start"/>
@@ -1017,7 +1010,7 @@
     </w:p>
     <w:p>
       <w:pPr>
-        <w:pStyle w:val="HorizontaleLinie"/>
+        <w:pStyle w:val="HorizontaleLinieuser"/>
         <w:bidi w:val="0"/>
         <w:jc w:val="start"/>
         <w:rPr/>
@@ -1029,6 +1022,10 @@
     <w:p>
       <w:pPr>
         <w:pStyle w:val="Heading2"/>
+        <w:numPr>
+          <w:ilvl w:val="1"/>
+          <w:numId w:val="1"/>
+        </w:numPr>
         <w:bidi w:val="0"/>
         <w:ind w:hanging="0" w:start="0"/>
         <w:jc w:val="start"/>
@@ -1069,7 +1066,6 @@
           <w:numId w:val="4"/>
         </w:numPr>
         <w:tabs>
-          <w:tab w:val="clear" w:pos="709"/>
           <w:tab w:val="left" w:pos="709" w:leader="none"/>
         </w:tabs>
         <w:bidi w:val="0"/>
@@ -1096,7 +1092,6 @@
           <w:numId w:val="4"/>
         </w:numPr>
         <w:tabs>
-          <w:tab w:val="clear" w:pos="709"/>
           <w:tab w:val="left" w:pos="709" w:leader="none"/>
         </w:tabs>
         <w:bidi w:val="0"/>
@@ -1123,7 +1118,6 @@
           <w:numId w:val="4"/>
         </w:numPr>
         <w:tabs>
-          <w:tab w:val="clear" w:pos="709"/>
           <w:tab w:val="left" w:pos="709" w:leader="none"/>
         </w:tabs>
         <w:bidi w:val="0"/>
@@ -1154,18 +1148,18 @@
     </w:p>
     <w:p>
       <w:pPr>
-        <w:pStyle w:val="HorizontaleLinie"/>
-        <w:bidi w:val="0"/>
-        <w:jc w:val="start"/>
-        <w:rPr/>
-      </w:pPr>
-      <w:r>
-        <w:rPr/>
-      </w:r>
-    </w:p>
-    <w:p>
-      <w:pPr>
-        <w:pStyle w:val="Blockzitat"/>
+        <w:pStyle w:val="HorizontaleLinieuser"/>
+        <w:bidi w:val="0"/>
+        <w:jc w:val="start"/>
+        <w:rPr/>
+      </w:pPr>
+      <w:r>
+        <w:rPr/>
+      </w:r>
+    </w:p>
+    <w:p>
+      <w:pPr>
+        <w:pStyle w:val="Blockzitatuser"/>
         <w:bidi w:val="0"/>
         <w:jc w:val="start"/>
         <w:rPr/>
@@ -1178,19 +1172,7 @@
         <w:rPr>
           <w:b/>
         </w:rPr>
-        <w:t>Merk</w:t>
-      </w:r>
-      <w:r>
-        <w:rPr>
-          <w:b/>
-        </w:rPr>
-        <w:t>e</w:t>
-      </w:r>
-      <w:r>
-        <w:rPr>
-          <w:b/>
-        </w:rPr>
-        <w:t>:</w:t>
+        <w:t>Merke:</w:t>
       </w:r>
       <w:r>
         <w:rPr/>
@@ -1216,6 +1198,7 @@
       <w:pgNumType w:fmt="decimal"/>
       <w:formProt w:val="false"/>
       <w:textDirection w:val="lrTb"/>
+      <w:docGrid w:type="default" w:linePitch="100" w:charSpace="0"/>
     </w:sectPr>
   </w:body>
 </w:document>
@@ -1227,7 +1210,6 @@
     <w:lvl w:ilvl="0">
       <w:start w:val="1"/>
       <w:numFmt w:val="none"/>
-      <w:pStyle w:val="Heading1"/>
       <w:suff w:val="nothing"/>
       <w:lvlText w:val=""/>
       <w:lvlJc w:val="start"/>
@@ -1237,22 +1219,9 @@
         </w:tabs>
         <w:ind w:start="0" w:hanging="0"/>
       </w:pPr>
+      <w:rPr/>
     </w:lvl>
     <w:lvl w:ilvl="1">
-      <w:start w:val="1"/>
-      <w:numFmt w:val="none"/>
-      <w:pStyle w:val="Heading2"/>
-      <w:suff w:val="nothing"/>
-      <w:lvlText w:val=""/>
-      <w:lvlJc w:val="start"/>
-      <w:pPr>
-        <w:tabs>
-          <w:tab w:val="num" w:pos="0"/>
-        </w:tabs>
-        <w:ind w:start="0" w:hanging="0"/>
-      </w:pPr>
-    </w:lvl>
-    <w:lvl w:ilvl="2">
       <w:start w:val="1"/>
       <w:numFmt w:val="none"/>
       <w:suff w:val="nothing"/>
@@ -1264,8 +1233,9 @@
         </w:tabs>
         <w:ind w:start="0" w:hanging="0"/>
       </w:pPr>
-    </w:lvl>
-    <w:lvl w:ilvl="3">
+      <w:rPr/>
+    </w:lvl>
+    <w:lvl w:ilvl="2">
       <w:start w:val="1"/>
       <w:numFmt w:val="none"/>
       <w:suff w:val="nothing"/>
@@ -1277,8 +1247,9 @@
         </w:tabs>
         <w:ind w:start="0" w:hanging="0"/>
       </w:pPr>
-    </w:lvl>
-    <w:lvl w:ilvl="4">
+      <w:rPr/>
+    </w:lvl>
+    <w:lvl w:ilvl="3">
       <w:start w:val="1"/>
       <w:numFmt w:val="none"/>
       <w:suff w:val="nothing"/>
@@ -1290,8 +1261,9 @@
         </w:tabs>
         <w:ind w:start="0" w:hanging="0"/>
       </w:pPr>
-    </w:lvl>
-    <w:lvl w:ilvl="5">
+      <w:rPr/>
+    </w:lvl>
+    <w:lvl w:ilvl="4">
       <w:start w:val="1"/>
       <w:numFmt w:val="none"/>
       <w:suff w:val="nothing"/>
@@ -1303,8 +1275,9 @@
         </w:tabs>
         <w:ind w:start="0" w:hanging="0"/>
       </w:pPr>
-    </w:lvl>
-    <w:lvl w:ilvl="6">
+      <w:rPr/>
+    </w:lvl>
+    <w:lvl w:ilvl="5">
       <w:start w:val="1"/>
       <w:numFmt w:val="none"/>
       <w:suff w:val="nothing"/>
@@ -1316,8 +1289,9 @@
         </w:tabs>
         <w:ind w:start="0" w:hanging="0"/>
       </w:pPr>
-    </w:lvl>
-    <w:lvl w:ilvl="7">
+      <w:rPr/>
+    </w:lvl>
+    <w:lvl w:ilvl="6">
       <w:start w:val="1"/>
       <w:numFmt w:val="none"/>
       <w:suff w:val="nothing"/>
@@ -1329,8 +1303,9 @@
         </w:tabs>
         <w:ind w:start="0" w:hanging="0"/>
       </w:pPr>
-    </w:lvl>
-    <w:lvl w:ilvl="8">
+      <w:rPr/>
+    </w:lvl>
+    <w:lvl w:ilvl="7">
       <w:start w:val="1"/>
       <w:numFmt w:val="none"/>
       <w:suff w:val="nothing"/>
@@ -1342,6 +1317,21 @@
         </w:tabs>
         <w:ind w:start="0" w:hanging="0"/>
       </w:pPr>
+      <w:rPr/>
+    </w:lvl>
+    <w:lvl w:ilvl="8">
+      <w:start w:val="1"/>
+      <w:numFmt w:val="none"/>
+      <w:suff w:val="nothing"/>
+      <w:lvlText w:val=""/>
+      <w:lvlJc w:val="start"/>
+      <w:pPr>
+        <w:tabs>
+          <w:tab w:val="num" w:pos="0"/>
+        </w:tabs>
+        <w:ind w:start="0" w:hanging="0"/>
+      </w:pPr>
+      <w:rPr/>
     </w:lvl>
   </w:abstractNum>
   <w:abstractNum w:abstractNumId="2">
@@ -1735,6 +1725,125 @@
       <w:rPr>
         <w:rFonts w:ascii="Symbol" w:hAnsi="Symbol" w:cs="Symbol" w:hint="default"/>
       </w:rPr>
+    </w:lvl>
+  </w:abstractNum>
+  <w:abstractNum w:abstractNumId="5">
+    <w:lvl w:ilvl="0">
+      <w:start w:val="1"/>
+      <w:numFmt w:val="none"/>
+      <w:suff w:val="nothing"/>
+      <w:lvlText w:val=""/>
+      <w:lvlJc w:val="start"/>
+      <w:pPr>
+        <w:tabs>
+          <w:tab w:val="num" w:pos="0"/>
+        </w:tabs>
+        <w:ind w:start="0" w:hanging="0"/>
+      </w:pPr>
+    </w:lvl>
+    <w:lvl w:ilvl="1">
+      <w:start w:val="1"/>
+      <w:numFmt w:val="none"/>
+      <w:suff w:val="nothing"/>
+      <w:lvlText w:val=""/>
+      <w:lvlJc w:val="start"/>
+      <w:pPr>
+        <w:tabs>
+          <w:tab w:val="num" w:pos="0"/>
+        </w:tabs>
+        <w:ind w:start="0" w:hanging="0"/>
+      </w:pPr>
+    </w:lvl>
+    <w:lvl w:ilvl="2">
+      <w:start w:val="1"/>
+      <w:numFmt w:val="none"/>
+      <w:suff w:val="nothing"/>
+      <w:lvlText w:val=""/>
+      <w:lvlJc w:val="start"/>
+      <w:pPr>
+        <w:tabs>
+          <w:tab w:val="num" w:pos="0"/>
+        </w:tabs>
+        <w:ind w:start="0" w:hanging="0"/>
+      </w:pPr>
+    </w:lvl>
+    <w:lvl w:ilvl="3">
+      <w:start w:val="1"/>
+      <w:numFmt w:val="none"/>
+      <w:suff w:val="nothing"/>
+      <w:lvlText w:val=""/>
+      <w:lvlJc w:val="start"/>
+      <w:pPr>
+        <w:tabs>
+          <w:tab w:val="num" w:pos="0"/>
+        </w:tabs>
+        <w:ind w:start="0" w:hanging="0"/>
+      </w:pPr>
+    </w:lvl>
+    <w:lvl w:ilvl="4">
+      <w:start w:val="1"/>
+      <w:numFmt w:val="none"/>
+      <w:suff w:val="nothing"/>
+      <w:lvlText w:val=""/>
+      <w:lvlJc w:val="start"/>
+      <w:pPr>
+        <w:tabs>
+          <w:tab w:val="num" w:pos="0"/>
+        </w:tabs>
+        <w:ind w:start="0" w:hanging="0"/>
+      </w:pPr>
+    </w:lvl>
+    <w:lvl w:ilvl="5">
+      <w:start w:val="1"/>
+      <w:numFmt w:val="none"/>
+      <w:suff w:val="nothing"/>
+      <w:lvlText w:val=""/>
+      <w:lvlJc w:val="start"/>
+      <w:pPr>
+        <w:tabs>
+          <w:tab w:val="num" w:pos="0"/>
+        </w:tabs>
+        <w:ind w:start="0" w:hanging="0"/>
+      </w:pPr>
+    </w:lvl>
+    <w:lvl w:ilvl="6">
+      <w:start w:val="1"/>
+      <w:numFmt w:val="none"/>
+      <w:suff w:val="nothing"/>
+      <w:lvlText w:val=""/>
+      <w:lvlJc w:val="start"/>
+      <w:pPr>
+        <w:tabs>
+          <w:tab w:val="num" w:pos="0"/>
+        </w:tabs>
+        <w:ind w:start="0" w:hanging="0"/>
+      </w:pPr>
+    </w:lvl>
+    <w:lvl w:ilvl="7">
+      <w:start w:val="1"/>
+      <w:numFmt w:val="none"/>
+      <w:suff w:val="nothing"/>
+      <w:lvlText w:val=""/>
+      <w:lvlJc w:val="start"/>
+      <w:pPr>
+        <w:tabs>
+          <w:tab w:val="num" w:pos="0"/>
+        </w:tabs>
+        <w:ind w:start="0" w:hanging="0"/>
+      </w:pPr>
+    </w:lvl>
+    <w:lvl w:ilvl="8">
+      <w:start w:val="1"/>
+      <w:numFmt w:val="none"/>
+      <w:suff w:val="nothing"/>
+      <w:lvlText w:val=""/>
+      <w:lvlJc w:val="start"/>
+      <w:pPr>
+        <w:tabs>
+          <w:tab w:val="num" w:pos="0"/>
+        </w:tabs>
+        <w:ind w:start="0" w:hanging="0"/>
+      </w:pPr>
     </w:lvl>
   </w:abstractNum>
   <w:num w:numId="1">
@@ -1748,6 +1857,9 @@
   </w:num>
   <w:num w:numId="4">
     <w:abstractNumId w:val="4"/>
+  </w:num>
+  <w:num w:numId="5">
+    <w:abstractNumId w:val="5"/>
   </w:num>
 </w:numbering>
 </file>
@@ -1774,11 +1886,15 @@
     <w:qFormat/>
     <w:pPr>
       <w:widowControl w:val="false"/>
+      <w:suppressAutoHyphens w:val="true"/>
       <w:bidi w:val="0"/>
+      <w:spacing w:before="0" w:after="0"/>
+      <w:jc w:val="start"/>
     </w:pPr>
     <w:rPr>
       <w:rFonts w:ascii="Calibri" w:hAnsi="Calibri" w:eastAsia="NSimSun" w:cs="Lucida Sans"/>
       <w:color w:val="auto"/>
+      <w:kern w:val="0"/>
       <w:sz w:val="24"/>
       <w:szCs w:val="24"/>
       <w:lang w:val="de-DE" w:eastAsia="zh-CN" w:bidi="hi-IN"/>
@@ -1786,7 +1902,7 @@
   </w:style>
   <w:style w:type="paragraph" w:styleId="Heading1">
     <w:name w:val="heading 1"/>
-    <w:basedOn w:val="berschrift"/>
+    <w:basedOn w:val="berschriftuser"/>
     <w:next w:val="BodyText"/>
     <w:qFormat/>
     <w:pPr>
@@ -1806,7 +1922,7 @@
   </w:style>
   <w:style w:type="paragraph" w:styleId="Heading2">
     <w:name w:val="heading 2"/>
-    <w:basedOn w:val="berschrift"/>
+    <w:basedOn w:val="berschriftuser"/>
     <w:next w:val="BodyText"/>
     <w:qFormat/>
     <w:pPr>
@@ -1824,15 +1940,15 @@
       <w:szCs w:val="32"/>
     </w:rPr>
   </w:style>
-  <w:style w:type="character" w:styleId="Aufzhlungszeichen">
-    <w:name w:val="Aufzählungszeichen"/>
+  <w:style w:type="character" w:styleId="Aufzhlungszeichenuser">
+    <w:name w:val="Aufzählungszeichen (user)"/>
     <w:qFormat/>
     <w:rPr>
       <w:rFonts w:ascii="OpenSymbol" w:hAnsi="OpenSymbol" w:eastAsia="OpenSymbol" w:cs="OpenSymbol"/>
     </w:rPr>
   </w:style>
-  <w:style w:type="character" w:styleId="Nummerierungszeichen">
-    <w:name w:val="Nummerierungszeichen"/>
+  <w:style w:type="character" w:styleId="Nummerierungszeichenuser">
+    <w:name w:val="Nummerierungszeichen (user)"/>
     <w:qFormat/>
     <w:rPr/>
   </w:style>
@@ -1846,7 +1962,7 @@
       <w:spacing w:before="240" w:after="120"/>
     </w:pPr>
     <w:rPr>
-      <w:rFonts w:ascii="Calibri" w:hAnsi="Calibri" w:eastAsia="Microsoft YaHei" w:cs="Lucida Sans"/>
+      <w:rFonts w:ascii="Liberation Sans" w:hAnsi="Liberation Sans" w:eastAsia="Microsoft YaHei" w:cs="Lucida Sans"/>
       <w:sz w:val="28"/>
       <w:szCs w:val="28"/>
     </w:rPr>
@@ -1896,8 +2012,34 @@
       <w:rFonts w:cs="Lucida Sans"/>
     </w:rPr>
   </w:style>
-  <w:style w:type="paragraph" w:styleId="Blockzitat">
-    <w:name w:val="Blockzitat"/>
+  <w:style w:type="paragraph" w:styleId="berschriftuser">
+    <w:name w:val="Überschrift (user)"/>
+    <w:basedOn w:val="Normal"/>
+    <w:next w:val="BodyText"/>
+    <w:qFormat/>
+    <w:pPr>
+      <w:keepNext w:val="true"/>
+      <w:spacing w:before="240" w:after="120"/>
+    </w:pPr>
+    <w:rPr>
+      <w:rFonts w:ascii="Calibri" w:hAnsi="Calibri" w:eastAsia="Microsoft YaHei" w:cs="Lucida Sans"/>
+      <w:sz w:val="28"/>
+      <w:szCs w:val="28"/>
+    </w:rPr>
+  </w:style>
+  <w:style w:type="paragraph" w:styleId="Verzeichnisuser">
+    <w:name w:val="Verzeichnis (user)"/>
+    <w:basedOn w:val="Normal"/>
+    <w:qFormat/>
+    <w:pPr>
+      <w:suppressLineNumbers/>
+    </w:pPr>
+    <w:rPr>
+      <w:rFonts w:cs="Lucida Sans"/>
+    </w:rPr>
+  </w:style>
+  <w:style w:type="paragraph" w:styleId="Blockzitatuser">
+    <w:name w:val="Blockzitat (user)"/>
     <w:basedOn w:val="Normal"/>
     <w:qFormat/>
     <w:pPr>
@@ -1906,8 +2048,8 @@
     </w:pPr>
     <w:rPr/>
   </w:style>
-  <w:style w:type="paragraph" w:styleId="HorizontaleLinie">
-    <w:name w:val="Horizontale Linie"/>
+  <w:style w:type="paragraph" w:styleId="HorizontaleLinieuser">
+    <w:name w:val="Horizontale Linie (user)"/>
     <w:basedOn w:val="Normal"/>
     <w:next w:val="BodyText"/>
     <w:qFormat/>
@@ -1923,12 +2065,15 @@
       <w:szCs w:val="12"/>
     </w:rPr>
   </w:style>
-  <w:style w:type="paragraph" w:styleId="VorformatierterText">
-    <w:name w:val="Vorformatierter Text"/>
+  <w:style w:type="paragraph" w:styleId="VorformatierterTextuser">
+    <w:name w:val="Vorformatierter Text (user)"/>
     <w:basedOn w:val="Normal"/>
     <w:qFormat/>
     <w:pPr>
-      <w:spacing w:before="0" w:after="0"/>
+      <w:shd w:val="clear" w:fill="E1E1E1"/>
+      <w:bidi w:val="0"/>
+      <w:spacing w:before="0" w:after="283"/>
+      <w:jc w:val="start"/>
     </w:pPr>
     <w:rPr>
       <w:rFonts w:ascii="Consolas" w:hAnsi="Consolas" w:eastAsia="NSimSun" w:cs="Liberation Mono"/>
@@ -1936,8 +2081,8 @@
       <w:szCs w:val="20"/>
     </w:rPr>
   </w:style>
-  <w:style w:type="paragraph" w:styleId="Tabelleninhalt">
-    <w:name w:val="Tabelleninhalt"/>
+  <w:style w:type="paragraph" w:styleId="Tabelleninhaltuser">
+    <w:name w:val="Tabelleninhalt (user)"/>
     <w:basedOn w:val="Normal"/>
     <w:qFormat/>
     <w:pPr>
@@ -1946,9 +2091,9 @@
     </w:pPr>
     <w:rPr/>
   </w:style>
-  <w:style w:type="paragraph" w:styleId="Tabellenberschrift">
-    <w:name w:val="Tabellenüberschrift"/>
-    <w:basedOn w:val="Tabelleninhalt"/>
+  <w:style w:type="paragraph" w:styleId="Tabellenberschriftuser">
+    <w:name w:val="Tabellenüberschrift (user)"/>
+    <w:basedOn w:val="Tabelleninhaltuser"/>
     <w:qFormat/>
     <w:pPr>
       <w:suppressLineNumbers/>
@@ -1970,7 +2115,7 @@
   </w:style>
   <w:style w:type="paragraph" w:styleId="Title">
     <w:name w:val="Title"/>
-    <w:basedOn w:val="berschrift"/>
+    <w:basedOn w:val="berschriftuser"/>
     <w:next w:val="BodyText"/>
     <w:qFormat/>
     <w:pPr>
